--- a/Competencias_Desarrolladas.docx
+++ b/Competencias_Desarrolladas.docx
@@ -179,66 +179,6 @@
                 <w:b/>
                 <w:sz w:val="19"/>
               </w:rPr>
-              <w:t>Programación en Back y Front End</w:t>
-            </w:r>
-          </w:p>
-        </w:tc>
-        <w:tc>
-          <w:tcPr>
-            <w:tcW w:type="dxa" w:w="3118"/>
-            <w:vAlign w:val="center"/>
-          </w:tcPr>
-          <w:p>
-            <w:pPr>
-              <w:spacing w:line="240" w:lineRule="auto" w:after="40"/>
-              <w:jc w:val="left"/>
-            </w:pPr>
-            <w:r>
-              <w:rPr>
-                <w:sz w:val="19"/>
-              </w:rPr>
-              <w:t>Desarrollar aplicaciones completas integrando la capa del cliente y la del servidor.</w:t>
-            </w:r>
-          </w:p>
-        </w:tc>
-        <w:tc>
-          <w:tcPr>
-            <w:tcW w:type="dxa" w:w="3685"/>
-            <w:vAlign w:val="center"/>
-          </w:tcPr>
-          <w:p>
-            <w:pPr>
-              <w:spacing w:line="240" w:lineRule="auto" w:after="40"/>
-              <w:jc w:val="left"/>
-            </w:pPr>
-            <w:r>
-              <w:rPr>
-                <w:sz w:val="19"/>
-              </w:rPr>
-              <w:t>Desarrollo de la aplicación móvil con React Native y Expo, y de la API REST con FastAPI.</w:t>
-            </w:r>
-          </w:p>
-        </w:tc>
-      </w:tr>
-      <w:tr>
-        <w:trPr>
-          <w:cantSplit/>
-        </w:trPr>
-        <w:tc>
-          <w:tcPr>
-            <w:tcW w:type="dxa" w:w="2268"/>
-            <w:vAlign w:val="center"/>
-          </w:tcPr>
-          <w:p>
-            <w:pPr>
-              <w:spacing w:line="240" w:lineRule="auto" w:after="40"/>
-              <w:jc w:val="left"/>
-            </w:pPr>
-            <w:r>
-              <w:rPr>
-                <w:b/>
-                <w:sz w:val="19"/>
-              </w:rPr>
               <w:t>Programación Web</w:t>
             </w:r>
           </w:p>
@@ -275,7 +215,7 @@
               <w:rPr>
                 <w:sz w:val="19"/>
               </w:rPr>
-              <w:t>Implementación de servicios REST (HTTP/JSON) para turnos, multas, emergencias y notificaciones.</w:t>
+              <w:t>Desarrollo del servidor con FastAPI e implementación de servicios REST (HTTP/JSON) para turnos, multas, emergencias y notificaciones.</w:t>
             </w:r>
           </w:p>
         </w:tc>
@@ -335,7 +275,7 @@
               <w:rPr>
                 <w:sz w:val="19"/>
               </w:rPr>
-              <w:t>Diseño de pantallas, navegación por pestañas, calendario y modo oscuro de la aplicación Android.</w:t>
+              <w:t>Desarrollo de la aplicación Android con React Native y Expo: pantallas, navegación por pestañas, calendario y modo oscuro.</w:t>
             </w:r>
           </w:p>
         </w:tc>
@@ -973,7 +913,7 @@
         <w:jc w:val="both"/>
       </w:pPr>
       <w:r>
-        <w:t>El proyecto contribuyó al logro de los atributos del perfil de egreso del Ingeniero en Sistemas Computacionales establecidos por el Tecnológico Nacional de México. En la Tabla 16 se relaciona cada atributo con la evidencia obtenida durante la residencia profesional.</w:t>
+        <w:t>El proyecto contribuyó al logro de los atributos del perfil de egreso del Ingeniero en Sistemas Computacionales (plan ISIC-2010-224) establecidos por el Tecnológico Nacional de México, cuyo objetivo general es formar profesionistas capaces de diseñar, desarrollar, implementar y administrar tecnología computacional para aportar soluciones innovadoras en beneficio de la sociedad. En la Tabla 16 se relaciona cada atributo con la evidencia obtenida durante la residencia profesional.</w:t>
       </w:r>
     </w:p>
     <w:p>
@@ -1066,7 +1006,7 @@
                 <w:b/>
                 <w:sz w:val="19"/>
               </w:rPr>
-              <w:t>Implementar aplicaciones computacionales para solucionar problemas de diversos contextos, integrando diferentes tecnologías, plataformas o dispositivos.</w:t>
+              <w:t>1. Implementa aplicaciones computacionales para solucionar problemas de diversos contextos, integrando diferentes tecnologías, plataformas o dispositivos.</w:t>
             </w:r>
           </w:p>
         </w:tc>
@@ -1108,7 +1048,7 @@
                 <w:b/>
                 <w:sz w:val="19"/>
               </w:rPr>
-              <w:t>Diseñar, desarrollar y aplicar modelos computacionales para solucionar problemas, mediante la selección y uso de herramientas matemáticas.</w:t>
+              <w:t>2. Diseña, desarrolla y aplica modelos computacionales para solucionar problemas, mediante la selección y uso de herramientas matemáticas.</w:t>
             </w:r>
           </w:p>
         </w:tc>
@@ -1150,7 +1090,7 @@
                 <w:b/>
                 <w:sz w:val="19"/>
               </w:rPr>
-              <w:t>Diseñar, implementar y administrar bases de datos optimizando los recursos disponibles, conforme a las normas vigentes de manejo y seguridad de la información.</w:t>
+              <w:t>3. Diseña e implementa interfaces para la automatización de sistemas de hardware y desarrollo del software asociado.</w:t>
             </w:r>
           </w:p>
         </w:tc>
@@ -1168,7 +1108,7 @@
               <w:rPr>
                 <w:sz w:val="19"/>
               </w:rPr>
-              <w:t>Se implementó y administró la base de datos en MongoDB Atlas, con control de acceso por roles y protección de las contraseñas.</w:t>
+              <w:t>Aporte parcial: el proyecto se centró en software; se desarrollaron las interfaces de usuario y la comunicación con el servidor que automatizan el control de turnos, sin integración de hardware.</w:t>
             </w:r>
           </w:p>
         </w:tc>
@@ -1192,7 +1132,91 @@
                 <w:b/>
                 <w:sz w:val="19"/>
               </w:rPr>
-              <w:t>Desarrollar y administrar software para apoyar la productividad y competitividad de las organizaciones cumpliendo con estándares de calidad.</w:t>
+              <w:t>4. Coordina y participa en equipos multidisciplinarios para la aplicación de soluciones innovadoras en diferentes contextos.</w:t>
+            </w:r>
+          </w:p>
+        </w:tc>
+        <w:tc>
+          <w:tcPr>
+            <w:tcW w:type="dxa" w:w="4819"/>
+            <w:vAlign w:val="center"/>
+          </w:tcPr>
+          <w:p>
+            <w:pPr>
+              <w:spacing w:line="240" w:lineRule="auto" w:after="40"/>
+              <w:jc w:val="left"/>
+            </w:pPr>
+            <w:r>
+              <w:rPr>
+                <w:sz w:val="19"/>
+              </w:rPr>
+              <w:t>Se trabajó con el Comisariado Ejidal, el Subcomité Técnico de Aguas, contadores y socios para validar los requerimientos y realizar las pruebas.</w:t>
+            </w:r>
+          </w:p>
+        </w:tc>
+      </w:tr>
+      <w:tr>
+        <w:trPr>
+          <w:cantSplit/>
+        </w:trPr>
+        <w:tc>
+          <w:tcPr>
+            <w:tcW w:type="dxa" w:w="4252"/>
+            <w:vAlign w:val="center"/>
+          </w:tcPr>
+          <w:p>
+            <w:pPr>
+              <w:spacing w:line="240" w:lineRule="auto" w:after="40"/>
+              <w:jc w:val="left"/>
+            </w:pPr>
+            <w:r>
+              <w:rPr>
+                <w:b/>
+                <w:sz w:val="19"/>
+              </w:rPr>
+              <w:t>5. Diseña, implementa y administra bases de datos optimizando los recursos disponibles, conforme a las normas vigentes de manejo y seguridad de la información.</w:t>
+            </w:r>
+          </w:p>
+        </w:tc>
+        <w:tc>
+          <w:tcPr>
+            <w:tcW w:type="dxa" w:w="4819"/>
+            <w:vAlign w:val="center"/>
+          </w:tcPr>
+          <w:p>
+            <w:pPr>
+              <w:spacing w:line="240" w:lineRule="auto" w:after="40"/>
+              <w:jc w:val="left"/>
+            </w:pPr>
+            <w:r>
+              <w:rPr>
+                <w:sz w:val="19"/>
+              </w:rPr>
+              <w:t>Se diseñó, implementó y administró la base de datos en MongoDB Atlas, con control de acceso por roles y contraseñas cifradas.</w:t>
+            </w:r>
+          </w:p>
+        </w:tc>
+      </w:tr>
+      <w:tr>
+        <w:trPr>
+          <w:cantSplit/>
+        </w:trPr>
+        <w:tc>
+          <w:tcPr>
+            <w:tcW w:type="dxa" w:w="4252"/>
+            <w:vAlign w:val="center"/>
+          </w:tcPr>
+          <w:p>
+            <w:pPr>
+              <w:spacing w:line="240" w:lineRule="auto" w:after="40"/>
+              <w:jc w:val="left"/>
+            </w:pPr>
+            <w:r>
+              <w:rPr>
+                <w:b/>
+                <w:sz w:val="19"/>
+              </w:rPr>
+              <w:t>6. Desarrolla y administra software para apoyar la productividad y competitividad de las organizaciones cumpliendo con estándares de calidad.</w:t>
             </w:r>
           </w:p>
         </w:tc>
@@ -1234,7 +1258,7 @@
                 <w:b/>
                 <w:sz w:val="19"/>
               </w:rPr>
-              <w:t>Coordinar y participar en equipos multidisciplinarios para la aplicación de soluciones innovadoras en diferentes contextos.</w:t>
+              <w:t>7. Evalúa tecnologías de hardware para soportar aplicaciones de manera efectiva.</w:t>
             </w:r>
           </w:p>
         </w:tc>
@@ -1252,7 +1276,7 @@
               <w:rPr>
                 <w:sz w:val="19"/>
               </w:rPr>
-              <w:t>Se trabajó con el Comisariado Ejidal, el Subcomité Técnico de Aguas, contadores y socios para validar los requerimientos y realizar las pruebas.</w:t>
+              <w:t>Se definieron los requisitos mínimos de los teléfonos Android de los usuarios y se evaluaron los recursos del servidor en la nube (Render) y de la base de datos (MongoDB Atlas) para soportar la aplicación.</w:t>
             </w:r>
           </w:p>
         </w:tc>
@@ -1276,7 +1300,7 @@
                 <w:b/>
                 <w:sz w:val="19"/>
               </w:rPr>
-              <w:t>Detectar áreas de oportunidad empleando una visión empresarial para crear proyectos aplicando las tecnologías de la información y comunicación.</w:t>
+              <w:t>8. Detecta áreas de oportunidad empleando una visión empresarial para crear proyectos aplicando las Tecnologías de la Información y Comunicación.</w:t>
             </w:r>
           </w:p>
         </w:tc>
@@ -1318,7 +1342,7 @@
                 <w:b/>
                 <w:sz w:val="19"/>
               </w:rPr>
-              <w:t>Diseñar e implementar soluciones de conectividad y seguridad de la información aplicando normas y estándares vigentes.</w:t>
+              <w:t>9. Diseña, configura y administra redes de computadoras para crear soluciones de conectividad en la organización, aplicando las normas y estándares vigentes.</w:t>
             </w:r>
           </w:p>
         </w:tc>
@@ -1336,49 +1360,7 @@
               <w:rPr>
                 <w:sz w:val="19"/>
               </w:rPr>
-              <w:t>Se implementó autenticación con JWT, comunicación cifrada mediante HTTPS y despliegue en servidores en la nube.</w:t>
-            </w:r>
-          </w:p>
-        </w:tc>
-      </w:tr>
-      <w:tr>
-        <w:trPr>
-          <w:cantSplit/>
-        </w:trPr>
-        <w:tc>
-          <w:tcPr>
-            <w:tcW w:type="dxa" w:w="4252"/>
-            <w:vAlign w:val="center"/>
-          </w:tcPr>
-          <w:p>
-            <w:pPr>
-              <w:spacing w:line="240" w:lineRule="auto" w:after="40"/>
-              <w:jc w:val="left"/>
-            </w:pPr>
-            <w:r>
-              <w:rPr>
-                <w:b/>
-                <w:sz w:val="19"/>
-              </w:rPr>
-              <w:t>Desempeñar sus actividades profesionales considerando los aspectos legales, éticos, sociales y de desarrollo sustentable.</w:t>
-            </w:r>
-          </w:p>
-        </w:tc>
-        <w:tc>
-          <w:tcPr>
-            <w:tcW w:type="dxa" w:w="4819"/>
-            <w:vAlign w:val="center"/>
-          </w:tcPr>
-          <w:p>
-            <w:pPr>
-              <w:spacing w:line="240" w:lineRule="auto" w:after="40"/>
-              <w:jc w:val="left"/>
-            </w:pPr>
-            <w:r>
-              <w:rPr>
-                <w:sz w:val="19"/>
-              </w:rPr>
-              <w:t>El proyecto favorece el uso equitativo y sustentable del agua y se publicó en Google Play cumpliendo sus políticas de privacidad.</w:t>
+              <w:t>Se configuró la comunicación cliente-servidor por internet mediante HTTPS y autenticación con JWT, permitiendo que los socios consulten la información desde cualquier lugar.</w:t>
             </w:r>
           </w:p>
         </w:tc>
@@ -1639,7 +1621,7 @@
               <w:rPr>
                 <w:sz w:val="19"/>
               </w:rPr>
-              <w:t>Programación en Back y Front End, Programación Web, Tópicos Avanzados de Programación, Ingeniería de Software, Taller de Base de Datos y Residencia Profesional.</w:t>
+              <w:t>Programación Web, Tópicos Avanzados de Programación, Ingeniería de Software, Taller de Base de Datos y Residencia Profesional.</w:t>
             </w:r>
           </w:p>
         </w:tc>
@@ -1657,7 +1639,7 @@
               <w:rPr>
                 <w:sz w:val="19"/>
               </w:rPr>
-              <w:t>6</w:t>
+              <w:t>5</w:t>
             </w:r>
           </w:p>
         </w:tc>

--- a/Competencias_Desarrolladas.docx
+++ b/Competencias_Desarrolladas.docx
@@ -913,7 +913,7 @@
         <w:jc w:val="both"/>
       </w:pPr>
       <w:r>
-        <w:t>El proyecto contribuyó al logro de los atributos del perfil de egreso del Ingeniero en Sistemas Computacionales (plan ISIC-2010-224) establecidos por el Tecnológico Nacional de México, cuyo objetivo general es formar profesionistas capaces de diseñar, desarrollar, implementar y administrar tecnología computacional para aportar soluciones innovadoras en beneficio de la sociedad. En la Tabla 16 se relaciona cada atributo con la evidencia obtenida durante la residencia profesional.</w:t>
+        <w:t>El proyecto contribuyó al logro de los atributos del perfil de egreso del Ingeniero en Sistemas Computacionales (plan ISIC-2010-224) establecidos por el Tecnológico Nacional de México, cuyo objetivo general es formar profesionistas capaces de diseñar, desarrollar, implementar y administrar tecnología computacional para aportar soluciones innovadoras en beneficio de la sociedad. En la Tabla 16 se relaciona cada atributo con la evidencia obtenida durante el desarrollo del proyecto.</w:t>
       </w:r>
     </w:p>
     <w:p>
@@ -1621,7 +1621,7 @@
               <w:rPr>
                 <w:sz w:val="19"/>
               </w:rPr>
-              <w:t>Programación Web, Tópicos Avanzados de Programación, Ingeniería de Software, Taller de Base de Datos y Residencia Profesional.</w:t>
+              <w:t>Programación Web, Tópicos Avanzados de Programación, Ingeniería de Software y Taller de Base de Datos.</w:t>
             </w:r>
           </w:p>
         </w:tc>
@@ -1639,7 +1639,7 @@
               <w:rPr>
                 <w:sz w:val="19"/>
               </w:rPr>
-              <w:t>5</w:t>
+              <w:t>4</w:t>
             </w:r>
           </w:p>
         </w:tc>
@@ -1681,7 +1681,7 @@
               <w:rPr>
                 <w:sz w:val="19"/>
               </w:rPr>
-              <w:t>Matemáticas Discretas, Fundamentos de Base de Datos, Fundamentos de Ingeniería de Software, Redes de Computadoras, Administración de Bases de Datos y Gestión de Proyectos de Software.</w:t>
+              <w:t>Matemáticas Discretas, Fundamentos de Base de Datos, Fundamentos de Ingeniería de Software Redes de Computadoras, Administración de Bases de Datos y Gestión de Proyectos de Software.</w:t>
             </w:r>
           </w:p>
         </w:tc>

--- a/Competencias_Desarrolladas.docx
+++ b/Competencias_Desarrolladas.docx
@@ -1406,7 +1406,7 @@
         <w:jc w:val="both"/>
       </w:pPr>
       <w:r>
-        <w:t>La Figura 14 muestra el grafo de la retícula de Ingeniería en Sistemas Computacionales, en el que se identifica con colores la relación de cada asignatura con el proyecto: las seleccionadas se aplicaron directamente; las de aporte directo e indirecto apoyaron el desarrollo; las de competencia previa constituyeron la base de conocimientos, y las de especialidad corresponden al módulo cursado.</w:t>
+        <w:t>La Figura 14 presenta el grafo de competencias profesionales aplicadas en el proyecto. Las asignaturas de la retícula de Ingeniería en Sistemas Computacionales se agrupan en seis áreas: lógica y algoritmos; ingeniería de software; móvil, web y conectividad; bases de datos y seguridad; gestión e investigación, y ética e impacto social. Cada área incluye la evidencia concreta de su aplicación en el sistema y cada asignatura se identifica por color según su relación con el proyecto: aplicación directa, aporte directo, aporte indirecto, competencia previa directa, competencia previa indirecta o especialidad.</w:t>
       </w:r>
     </w:p>
     <w:p>
@@ -1418,7 +1418,7 @@
       <w:r>
         <w:drawing>
           <wp:inline xmlns:a="http://schemas.openxmlformats.org/drawingml/2006/main" xmlns:pic="http://schemas.openxmlformats.org/drawingml/2006/picture">
-            <wp:extent cx="7740000" cy="4688117"/>
+            <wp:extent cx="7020000" cy="4008420"/>
             <wp:docPr id="1" name="Picture 1"/>
             <wp:cNvGraphicFramePr>
               <a:graphicFrameLocks noChangeAspect="1"/>
@@ -1427,7 +1427,7 @@
               <a:graphicData uri="http://schemas.openxmlformats.org/drawingml/2006/picture">
                 <pic:pic>
                   <pic:nvPicPr>
-                    <pic:cNvPr id="0" name="grafo_competencias.png"/>
+                    <pic:cNvPr id="0" name="grafo_usuario_recorte.png"/>
                     <pic:cNvPicPr/>
                   </pic:nvPicPr>
                   <pic:blipFill>
@@ -1439,7 +1439,7 @@
                   <pic:spPr>
                     <a:xfrm>
                       <a:off x="0" y="0"/>
-                      <a:ext cx="7740000" cy="4688117"/>
+                      <a:ext cx="7020000" cy="4008420"/>
                     </a:xfrm>
                     <a:prstGeom prst="rect"/>
                   </pic:spPr>
@@ -1603,7 +1603,7 @@
                 <w:b/>
                 <w:sz w:val="19"/>
               </w:rPr>
-              <w:t>Seleccionada</w:t>
+              <w:t>Aplicación directa</w:t>
             </w:r>
           </w:p>
         </w:tc>
@@ -1961,7 +1961,7 @@
         <w:jc w:val="both"/>
       </w:pPr>
       <w:r>
-        <w:t>De las asignaturas de especialidad, Seguridad en Redes fue la de mayor aplicación, al utilizarse en la autenticación de usuarios y en la protección de la información del sistema.</w:t>
+        <w:t>De las asignaturas de especialidad, Seguridad en Redes fue la de mayor aplicación, al utilizarse en la autenticación de usuarios y en la protección de la información del sistema. Arquitecturas Reconfigurables, Programación de Robots y Redes Neuronales Artificiales forman parte de la retícula cursada, pero no tuvieron una aplicación técnica directa documentada en el proyecto.</w:t>
       </w:r>
     </w:p>
     <w:sectPr>
